--- a/EXPORTS/DOCX/published/niveau3/English/EMArtis.docx
+++ b/EXPORTS/DOCX/published/niveau3/English/EMArtis.docx
@@ -615,14 +615,7 @@
           <w:color w:val="000000"/>
           <w:sz w:val="24"/>
         </w:rPr>
-        <w:hyperlink r:id="rId10" w:history="1">
-          <w:r>
-            <w:rPr>
-              <w:rStyle w:val="Hyperlink"/>
-            </w:rPr>
-            <w:t xml:space="preserve">cted by the </w:t>
-          </w:r>
-        </w:hyperlink>
+        <w:t xml:space="preserve">cted by the </w:t>
       </w:r>
       <w:r>
         <w:rPr>
@@ -4269,7 +4262,7 @@
           <w:sz w:val="24"/>
           <w:u w:val="single"/>
         </w:rPr>
-        <w:hyperlink r:id="rId24" w:history="1">
+        <w:hyperlink r:id="rId23" w:history="1">
           <w:r>
             <w:rPr>
               <w:rStyle w:val="Hyperlink"/>
@@ -4488,7 +4481,7 @@
           <w:sz w:val="24"/>
           <w:u w:val="single"/>
         </w:rPr>
-        <w:hyperlink r:id="rId25" w:history="1">
+        <w:hyperlink r:id="rId26" w:history="1">
           <w:r>
             <w:rPr>
               <w:rStyle w:val="Hyperlink"/>
@@ -4506,7 +4499,7 @@
           <w:sz w:val="24"/>
           <w:u w:val="single"/>
         </w:rPr>
-        <w:hyperlink r:id="rId25" w:history="1">
+        <w:hyperlink r:id="rId26" w:history="1">
           <w:r>
             <w:rPr>
               <w:rStyle w:val="Hyperlink"/>

--- a/EXPORTS/DOCX/published/niveau3/English/EMArtis.docx
+++ b/EXPORTS/DOCX/published/niveau3/English/EMArtis.docx
@@ -3602,7 +3602,7 @@
           <w:sz w:val="24"/>
           <w:u w:val="single"/>
         </w:rPr>
-        <w:hyperlink r:id="rId20" w:history="1">
+        <w:hyperlink r:id="rId19" w:history="1">
           <w:r>
             <w:rPr>
               <w:rStyle w:val="Hyperlink"/>
@@ -3619,14 +3619,7 @@
           <w:color w:val="000000"/>
           <w:sz w:val="24"/>
         </w:rPr>
-        <w:hyperlink r:id="rId19" w:history="1">
-          <w:r>
-            <w:rPr>
-              <w:rStyle w:val="Hyperlink"/>
-            </w:rPr>
-            <w:t xml:space="preserve">, </w:t>
-          </w:r>
-        </w:hyperlink>
+        <w:t xml:space="preserve">, </w:t>
       </w:r>
       <w:r>
         <w:rPr>
@@ -3637,7 +3630,7 @@
           <w:sz w:val="24"/>
           <w:u w:val="single"/>
         </w:rPr>
-        <w:hyperlink r:id="rId21" w:history="1">
+        <w:hyperlink r:id="rId19" w:history="1">
           <w:r>
             <w:rPr>
               <w:rStyle w:val="Hyperlink"/>
@@ -3666,7 +3659,7 @@
           <w:sz w:val="24"/>
           <w:u w:val="single"/>
         </w:rPr>
-        <w:hyperlink r:id="rId21" w:history="1">
+        <w:hyperlink r:id="rId20" w:history="1">
           <w:r>
             <w:rPr>
               <w:rStyle w:val="Hyperlink"/>
@@ -3784,7 +3777,7 @@
           <w:sz w:val="24"/>
           <w:u w:val="single"/>
         </w:rPr>
-        <w:hyperlink r:id="rId22" w:history="1">
+        <w:hyperlink r:id="rId21" w:history="1">
           <w:r>
             <w:rPr>
               <w:rStyle w:val="Hyperlink"/>
@@ -3802,7 +3795,7 @@
           <w:sz w:val="24"/>
           <w:u w:val="single"/>
         </w:rPr>
-        <w:hyperlink r:id="rId22" w:history="1">
+        <w:hyperlink r:id="rId21" w:history="1">
           <w:r>
             <w:rPr>
               <w:rStyle w:val="Hyperlink"/>
@@ -3820,7 +3813,7 @@
           <w:sz w:val="24"/>
           <w:u w:val="single"/>
         </w:rPr>
-        <w:hyperlink r:id="rId22" w:history="1">
+        <w:hyperlink r:id="rId21" w:history="1">
           <w:r>
             <w:rPr>
               <w:rStyle w:val="Hyperlink"/>
@@ -3838,7 +3831,7 @@
           <w:sz w:val="24"/>
           <w:u w:val="single"/>
         </w:rPr>
-        <w:hyperlink r:id="rId22" w:history="1">
+        <w:hyperlink r:id="rId21" w:history="1">
           <w:r>
             <w:rPr>
               <w:rStyle w:val="Hyperlink"/>
@@ -3866,7 +3859,7 @@
           <w:sz w:val="24"/>
           <w:u w:val="single"/>
         </w:rPr>
-        <w:hyperlink r:id="rId22" w:history="1">
+        <w:hyperlink r:id="rId21" w:history="1">
           <w:r>
             <w:rPr>
               <w:rStyle w:val="Hyperlink"/>
@@ -3884,7 +3877,7 @@
           <w:sz w:val="24"/>
           <w:u w:val="single"/>
         </w:rPr>
-        <w:hyperlink r:id="rId22" w:history="1">
+        <w:hyperlink r:id="rId21" w:history="1">
           <w:r>
             <w:rPr>
               <w:rStyle w:val="Hyperlink"/>
@@ -3913,7 +3906,7 @@
           <w:sz w:val="24"/>
           <w:u w:val="single"/>
         </w:rPr>
-        <w:hyperlink r:id="rId22" w:history="1">
+        <w:hyperlink r:id="rId21" w:history="1">
           <w:r>
             <w:rPr>
               <w:rStyle w:val="Hyperlink"/>
@@ -4051,7 +4044,7 @@
           <w:sz w:val="24"/>
           <w:u w:val="single"/>
         </w:rPr>
-        <w:hyperlink r:id="rId23" w:history="1">
+        <w:hyperlink r:id="rId22" w:history="1">
           <w:r>
             <w:rPr>
               <w:rStyle w:val="Hyperlink"/>
@@ -4069,7 +4062,7 @@
           <w:sz w:val="24"/>
           <w:u w:val="single"/>
         </w:rPr>
-        <w:hyperlink r:id="rId23" w:history="1">
+        <w:hyperlink r:id="rId22" w:history="1">
           <w:r>
             <w:rPr>
               <w:rStyle w:val="Hyperlink"/>
@@ -4087,7 +4080,7 @@
           <w:sz w:val="24"/>
           <w:u w:val="single"/>
         </w:rPr>
-        <w:hyperlink r:id="rId23" w:history="1">
+        <w:hyperlink r:id="rId22" w:history="1">
           <w:r>
             <w:rPr>
               <w:rStyle w:val="Hyperlink"/>
@@ -4105,7 +4098,7 @@
           <w:sz w:val="24"/>
           <w:u w:val="single"/>
         </w:rPr>
-        <w:hyperlink r:id="rId23" w:history="1">
+        <w:hyperlink r:id="rId22" w:history="1">
           <w:r>
             <w:rPr>
               <w:rStyle w:val="Hyperlink"/>
@@ -4126,7 +4119,7 @@
           <w:sz w:val="24"/>
           <w:u w:val="single"/>
         </w:rPr>
-        <w:hyperlink r:id="rId23" w:history="1">
+        <w:hyperlink r:id="rId22" w:history="1">
           <w:r>
             <w:rPr>
               <w:rStyle w:val="Hyperlink"/>
@@ -4144,7 +4137,7 @@
           <w:sz w:val="24"/>
           <w:u w:val="single"/>
         </w:rPr>
-        <w:hyperlink r:id="rId23" w:history="1">
+        <w:hyperlink r:id="rId22" w:history="1">
           <w:r>
             <w:rPr>
               <w:rStyle w:val="Hyperlink"/>
@@ -4162,7 +4155,7 @@
           <w:sz w:val="24"/>
           <w:u w:val="single"/>
         </w:rPr>
-        <w:hyperlink r:id="rId23" w:history="1">
+        <w:hyperlink r:id="rId22" w:history="1">
           <w:r>
             <w:rPr>
               <w:rStyle w:val="Hyperlink"/>
@@ -4180,7 +4173,7 @@
           <w:sz w:val="24"/>
           <w:u w:val="single"/>
         </w:rPr>
-        <w:hyperlink r:id="rId23" w:history="1">
+        <w:hyperlink r:id="rId22" w:history="1">
           <w:r>
             <w:rPr>
               <w:rStyle w:val="Hyperlink"/>
@@ -4198,7 +4191,7 @@
           <w:sz w:val="24"/>
           <w:u w:val="single"/>
         </w:rPr>
-        <w:hyperlink r:id="rId23" w:history="1">
+        <w:hyperlink r:id="rId22" w:history="1">
           <w:r>
             <w:rPr>
               <w:rStyle w:val="Hyperlink"/>
@@ -4216,7 +4209,7 @@
           <w:sz w:val="24"/>
           <w:u w:val="single"/>
         </w:rPr>
-        <w:hyperlink r:id="rId23" w:history="1">
+        <w:hyperlink r:id="rId22" w:history="1">
           <w:r>
             <w:rPr>
               <w:rStyle w:val="Hyperlink"/>
@@ -4244,7 +4237,7 @@
           <w:sz w:val="24"/>
           <w:u w:val="single"/>
         </w:rPr>
-        <w:hyperlink r:id="rId24" w:history="1">
+        <w:hyperlink r:id="rId23" w:history="1">
           <w:r>
             <w:rPr>
               <w:rStyle w:val="Hyperlink"/>
@@ -4262,7 +4255,7 @@
           <w:sz w:val="24"/>
           <w:u w:val="single"/>
         </w:rPr>
-        <w:hyperlink r:id="rId23" w:history="1">
+        <w:hyperlink r:id="rId22" w:history="1">
           <w:r>
             <w:rPr>
               <w:rStyle w:val="Hyperlink"/>
@@ -4399,7 +4392,7 @@
           <w:sz w:val="24"/>
           <w:u w:val="single"/>
         </w:rPr>
-        <w:hyperlink r:id="rId25" w:history="1">
+        <w:hyperlink r:id="rId24" w:history="1">
           <w:r>
             <w:rPr>
               <w:rStyle w:val="Hyperlink"/>
@@ -4417,7 +4410,7 @@
           <w:sz w:val="24"/>
           <w:u w:val="single"/>
         </w:rPr>
-        <w:hyperlink r:id="rId25" w:history="1">
+        <w:hyperlink r:id="rId24" w:history="1">
           <w:r>
             <w:rPr>
               <w:rStyle w:val="Hyperlink"/>
@@ -4435,7 +4428,7 @@
           <w:sz w:val="24"/>
           <w:u w:val="single"/>
         </w:rPr>
-        <w:hyperlink r:id="rId25" w:history="1">
+        <w:hyperlink r:id="rId24" w:history="1">
           <w:r>
             <w:rPr>
               <w:rStyle w:val="Hyperlink"/>
@@ -4453,7 +4446,7 @@
           <w:sz w:val="24"/>
           <w:u w:val="single"/>
         </w:rPr>
-        <w:hyperlink r:id="rId25" w:history="1">
+        <w:hyperlink r:id="rId24" w:history="1">
           <w:r>
             <w:rPr>
               <w:rStyle w:val="Hyperlink"/>
@@ -4481,7 +4474,7 @@
           <w:sz w:val="24"/>
           <w:u w:val="single"/>
         </w:rPr>
-        <w:hyperlink r:id="rId26" w:history="1">
+        <w:hyperlink r:id="rId24" w:history="1">
           <w:r>
             <w:rPr>
               <w:rStyle w:val="Hyperlink"/>
@@ -4499,7 +4492,7 @@
           <w:sz w:val="24"/>
           <w:u w:val="single"/>
         </w:rPr>
-        <w:hyperlink r:id="rId26" w:history="1">
+        <w:hyperlink r:id="rId24" w:history="1">
           <w:r>
             <w:rPr>
               <w:rStyle w:val="Hyperlink"/>
@@ -4528,7 +4521,7 @@
           <w:sz w:val="24"/>
           <w:u w:val="single"/>
         </w:rPr>
-        <w:hyperlink r:id="rId26" w:history="1">
+        <w:hyperlink r:id="rId24" w:history="1">
           <w:r>
             <w:rPr>
               <w:rStyle w:val="Hyperlink"/>
